--- a/Laptops/6- Coil.docx
+++ b/Laptops/6- Coil.docx
@@ -1,7 +1,93 @@
 
 <file path=word/document.xml><?xml version="1.0" encoding="utf-8"?>
-<w:document xmlns:wpc="http://schemas.microsoft.com/office/word/2010/wordprocessingCanvas" xmlns:cx="http://schemas.microsoft.com/office/drawing/2014/chartex" xmlns:cx1="http://schemas.microsoft.com/office/drawing/2015/9/8/chartex" xmlns:cx2="http://schemas.microsoft.com/office/drawing/2015/10/21/chartex" xmlns:cx3="http://schemas.microsoft.com/office/drawing/2016/5/9/chartex" xmlns:cx4="http://schemas.microsoft.com/office/drawing/2016/5/10/chartex" xmlns:cx5="http://schemas.microsoft.com/office/drawing/2016/5/11/chartex" xmlns:cx6="http://schemas.microsoft.com/office/drawing/2016/5/12/chartex" xmlns:cx7="http://schemas.microsoft.com/office/drawing/2016/5/13/chartex" xmlns:cx8="http://schemas.microsoft.com/office/drawing/2016/5/14/chartex" xmlns:mc="http://schemas.openxmlformats.org/markup-compatibility/2006" xmlns:aink="http://schemas.microsoft.com/office/drawing/2016/ink" xmlns:am3d="http://schemas.microsoft.com/office/drawing/2017/model3d" xmlns:o="urn:schemas-microsoft-com:office:office" xmlns:r="http://schemas.openxmlformats.org/officeDocument/2006/relationships" xmlns:m="http://schemas.openxmlformats.org/officeDocument/2006/math" xmlns:v="urn:schemas-microsoft-com:vml" xmlns:wp14="http://schemas.microsoft.com/office/word/2010/wordprocessingDrawing" xmlns:wp="http://schemas.openxmlformats.org/drawingml/2006/wordprocessingDrawing" xmlns:w10="urn:schemas-microsoft-com:office:word" xmlns:w="http://schemas.openxmlformats.org/wordprocessingml/2006/main" xmlns:w14="http://schemas.microsoft.com/office/word/2010/wordml" xmlns:w15="http://schemas.microsoft.com/office/word/2012/wordml" xmlns:w16cex="http://schemas.microsoft.com/office/word/2018/wordml/cex" xmlns:w16cid="http://schemas.microsoft.com/office/word/2016/wordml/cid" xmlns:w16="http://schemas.microsoft.com/office/word/2018/wordml" xmlns:w16sdtdh="http://schemas.microsoft.com/office/word/2020/wordml/sdtdatahash" xmlns:w16se="http://schemas.microsoft.com/office/word/2015/wordml/symex" xmlns:wpg="http://schemas.microsoft.com/office/word/2010/wordprocessingGroup" xmlns:wpi="http://schemas.microsoft.com/office/word/2010/wordprocessingInk" xmlns:wne="http://schemas.microsoft.com/office/word/2006/wordml" xmlns:wps="http://schemas.microsoft.com/office/word/2010/wordprocessingShape" mc:Ignorable="w14 w15 w16se w16cid w16 w16cex w16sdtdh wp14">
+<w:document xmlns:wpc="http://schemas.microsoft.com/office/word/2010/wordprocessingCanvas" xmlns:cx="http://schemas.microsoft.com/office/drawing/2014/chartex" xmlns:cx1="http://schemas.microsoft.com/office/drawing/2015/9/8/chartex" xmlns:cx2="http://schemas.microsoft.com/office/drawing/2015/10/21/chartex" xmlns:cx3="http://schemas.microsoft.com/office/drawing/2016/5/9/chartex" xmlns:cx4="http://schemas.microsoft.com/office/drawing/2016/5/10/chartex" xmlns:cx5="http://schemas.microsoft.com/office/drawing/2016/5/11/chartex" xmlns:cx6="http://schemas.microsoft.com/office/drawing/2016/5/12/chartex" xmlns:cx7="http://schemas.microsoft.com/office/drawing/2016/5/13/chartex" xmlns:cx8="http://schemas.microsoft.com/office/drawing/2016/5/14/chartex" xmlns:mc="http://schemas.openxmlformats.org/markup-compatibility/2006" xmlns:aink="http://schemas.microsoft.com/office/drawing/2016/ink" xmlns:am3d="http://schemas.microsoft.com/office/drawing/2017/model3d" xmlns:o="urn:schemas-microsoft-com:office:office" xmlns:oel="http://schemas.microsoft.com/office/2019/extlst" xmlns:r="http://schemas.openxmlformats.org/officeDocument/2006/relationships" xmlns:m="http://schemas.openxmlformats.org/officeDocument/2006/math" xmlns:v="urn:schemas-microsoft-com:vml" xmlns:wp14="http://schemas.microsoft.com/office/word/2010/wordprocessingDrawing" xmlns:wp="http://schemas.openxmlformats.org/drawingml/2006/wordprocessingDrawing" xmlns:w10="urn:schemas-microsoft-com:office:word" xmlns:w="http://schemas.openxmlformats.org/wordprocessingml/2006/main" xmlns:w14="http://schemas.microsoft.com/office/word/2010/wordml" xmlns:w15="http://schemas.microsoft.com/office/word/2012/wordml" xmlns:w16cex="http://schemas.microsoft.com/office/word/2018/wordml/cex" xmlns:w16cid="http://schemas.microsoft.com/office/word/2016/wordml/cid" xmlns:w16="http://schemas.microsoft.com/office/word/2018/wordml" xmlns:w16sdtdh="http://schemas.microsoft.com/office/word/2020/wordml/sdtdatahash" xmlns:w16se="http://schemas.microsoft.com/office/word/2015/wordml/symex" xmlns:wpg="http://schemas.microsoft.com/office/word/2010/wordprocessingGroup" xmlns:wpi="http://schemas.microsoft.com/office/word/2010/wordprocessingInk" xmlns:wne="http://schemas.microsoft.com/office/word/2006/wordml" xmlns:wps="http://schemas.microsoft.com/office/word/2010/wordprocessingShape" mc:Ignorable="w14 w15 w16se w16cid w16 w16cex w16sdtdh wp14">
   <w:body>
+    <w:p>
+      <w:pPr>
+        <w:rPr>
+          <w:b/>
+          <w:bCs/>
+        </w:rPr>
+      </w:pPr>
+      <w:r>
+        <w:rPr>
+          <w:b/>
+          <w:bCs/>
+        </w:rPr>
+        <w:t>Coil</w:t>
+      </w:r>
+      <w:r>
+        <w:rPr>
+          <w:b/>
+          <w:bCs/>
+        </w:rPr>
+        <w:br/>
+        <w:t>AC ko rokega and DC ko Pass krega</w:t>
+      </w:r>
+    </w:p>
+    <w:p>
+      <w:pPr>
+        <w:rPr>
+          <w:b/>
+          <w:bCs/>
+        </w:rPr>
+      </w:pPr>
+      <w:r>
+        <w:rPr>
+          <w:b/>
+          <w:bCs/>
+          <w:noProof/>
+        </w:rPr>
+        <w:drawing>
+          <wp:inline distT="0" distB="0" distL="0" distR="0" wp14:anchorId="1030CEBA" wp14:editId="3AF3157B">
+            <wp:extent cx="6409055" cy="3021330"/>
+            <wp:effectExtent l="0" t="0" r="0" b="7620"/>
+            <wp:docPr id="8" name="Picture 8"/>
+            <wp:cNvGraphicFramePr>
+              <a:graphicFrameLocks xmlns:a="http://schemas.openxmlformats.org/drawingml/2006/main" noChangeAspect="1"/>
+            </wp:cNvGraphicFramePr>
+            <a:graphic xmlns:a="http://schemas.openxmlformats.org/drawingml/2006/main">
+              <a:graphicData uri="http://schemas.openxmlformats.org/drawingml/2006/picture">
+                <pic:pic xmlns:pic="http://schemas.openxmlformats.org/drawingml/2006/picture">
+                  <pic:nvPicPr>
+                    <pic:cNvPr id="0" name="Picture 1"/>
+                    <pic:cNvPicPr>
+                      <a:picLocks noChangeAspect="1" noChangeArrowheads="1"/>
+                    </pic:cNvPicPr>
+                  </pic:nvPicPr>
+                  <pic:blipFill>
+                    <a:blip r:embed="rId5">
+                      <a:extLst>
+                        <a:ext uri="{28A0092B-C50C-407E-A947-70E740481C1C}">
+                          <a14:useLocalDpi xmlns:a14="http://schemas.microsoft.com/office/drawing/2010/main" val="0"/>
+                        </a:ext>
+                      </a:extLst>
+                    </a:blip>
+                    <a:srcRect/>
+                    <a:stretch>
+                      <a:fillRect/>
+                    </a:stretch>
+                  </pic:blipFill>
+                  <pic:spPr bwMode="auto">
+                    <a:xfrm>
+                      <a:off x="0" y="0"/>
+                      <a:ext cx="6409055" cy="3021330"/>
+                    </a:xfrm>
+                    <a:prstGeom prst="rect">
+                      <a:avLst/>
+                    </a:prstGeom>
+                    <a:noFill/>
+                    <a:ln>
+                      <a:noFill/>
+                    </a:ln>
+                  </pic:spPr>
+                </pic:pic>
+              </a:graphicData>
+            </a:graphic>
+          </wp:inline>
+        </w:drawing>
+      </w:r>
+    </w:p>
     <w:p>
       <w:pPr>
         <w:rPr>
@@ -48,7 +134,7 @@
                     </pic:cNvPicPr>
                   </pic:nvPicPr>
                   <pic:blipFill>
-                    <a:blip r:embed="rId5">
+                    <a:blip r:embed="rId6">
                       <a:extLst>
                         <a:ext uri="{28A0092B-C50C-407E-A947-70E740481C1C}">
                           <a14:useLocalDpi xmlns:a14="http://schemas.microsoft.com/office/drawing/2010/main" val="0"/>
@@ -117,6 +203,7 @@
         <w:rPr>
           <w:noProof/>
         </w:rPr>
+        <w:lastRenderedPageBreak/>
         <w:drawing>
           <wp:inline distT="0" distB="0" distL="0" distR="0" wp14:anchorId="3E4CA0D3" wp14:editId="0A239E11">
             <wp:extent cx="6419850" cy="3629025"/>
@@ -135,7 +222,7 @@
                     </pic:cNvPicPr>
                   </pic:nvPicPr>
                   <pic:blipFill>
-                    <a:blip r:embed="rId6">
+                    <a:blip r:embed="rId7">
                       <a:extLst>
                         <a:ext uri="{28A0092B-C50C-407E-A947-70E740481C1C}">
                           <a14:useLocalDpi xmlns:a14="http://schemas.microsoft.com/office/drawing/2010/main" val="0"/>
@@ -173,7 +260,6 @@
         <w:rPr>
           <w:noProof/>
         </w:rPr>
-        <w:lastRenderedPageBreak/>
         <w:drawing>
           <wp:inline distT="0" distB="0" distL="0" distR="0" wp14:anchorId="7A52D071" wp14:editId="342E159C">
             <wp:extent cx="6543675" cy="3390900"/>
@@ -192,7 +278,7 @@
                     </pic:cNvPicPr>
                   </pic:nvPicPr>
                   <pic:blipFill>
-                    <a:blip r:embed="rId7">
+                    <a:blip r:embed="rId8">
                       <a:extLst>
                         <a:ext uri="{28A0092B-C50C-407E-A947-70E740481C1C}">
                           <a14:useLocalDpi xmlns:a14="http://schemas.microsoft.com/office/drawing/2010/main" val="0"/>
@@ -231,6 +317,7 @@
         <w:rPr>
           <w:noProof/>
         </w:rPr>
+        <w:lastRenderedPageBreak/>
         <w:drawing>
           <wp:inline distT="0" distB="0" distL="0" distR="0" wp14:anchorId="16F16A7D" wp14:editId="4A86B7CF">
             <wp:extent cx="6543675" cy="3733800"/>
@@ -249,7 +336,7 @@
                     </pic:cNvPicPr>
                   </pic:nvPicPr>
                   <pic:blipFill>
-                    <a:blip r:embed="rId8">
+                    <a:blip r:embed="rId9">
                       <a:extLst>
                         <a:ext uri="{28A0092B-C50C-407E-A947-70E740481C1C}">
                           <a14:useLocalDpi xmlns:a14="http://schemas.microsoft.com/office/drawing/2010/main" val="0"/>
@@ -286,7 +373,6 @@
         <w:rPr>
           <w:noProof/>
         </w:rPr>
-        <w:lastRenderedPageBreak/>
         <w:drawing>
           <wp:inline distT="0" distB="0" distL="0" distR="0" wp14:anchorId="2779D9B6" wp14:editId="2920F20E">
             <wp:extent cx="5972175" cy="3105150"/>
@@ -305,7 +391,7 @@
                     </pic:cNvPicPr>
                   </pic:nvPicPr>
                   <pic:blipFill>
-                    <a:blip r:embed="rId9">
+                    <a:blip r:embed="rId10">
                       <a:extLst>
                         <a:ext uri="{28A0092B-C50C-407E-A947-70E740481C1C}">
                           <a14:useLocalDpi xmlns:a14="http://schemas.microsoft.com/office/drawing/2010/main" val="0"/>
@@ -365,6 +451,7 @@
           <w:bCs/>
           <w:noProof/>
         </w:rPr>
+        <w:lastRenderedPageBreak/>
         <w:drawing>
           <wp:inline distT="0" distB="0" distL="0" distR="0" wp14:anchorId="3E94AC63" wp14:editId="7F13876A">
             <wp:extent cx="5019675" cy="2543175"/>
@@ -383,7 +470,7 @@
                     </pic:cNvPicPr>
                   </pic:nvPicPr>
                   <pic:blipFill>
-                    <a:blip r:embed="rId10">
+                    <a:blip r:embed="rId11">
                       <a:extLst>
                         <a:ext uri="{28A0092B-C50C-407E-A947-70E740481C1C}">
                           <a14:useLocalDpi xmlns:a14="http://schemas.microsoft.com/office/drawing/2010/main" val="0"/>
@@ -472,7 +559,6 @@
           <w:bCs/>
           <w:noProof/>
         </w:rPr>
-        <w:lastRenderedPageBreak/>
         <w:drawing>
           <wp:inline distT="0" distB="0" distL="0" distR="0" wp14:anchorId="5278A523" wp14:editId="0713977D">
             <wp:extent cx="6543675" cy="3362325"/>
@@ -491,7 +577,7 @@
                     </pic:cNvPicPr>
                   </pic:nvPicPr>
                   <pic:blipFill>
-                    <a:blip r:embed="rId11">
+                    <a:blip r:embed="rId12">
                       <a:extLst>
                         <a:ext uri="{28A0092B-C50C-407E-A947-70E740481C1C}">
                           <a14:useLocalDpi xmlns:a14="http://schemas.microsoft.com/office/drawing/2010/main" val="0"/>
@@ -579,7 +665,7 @@
 </file>
 
 <file path=word/numbering.xml><?xml version="1.0" encoding="utf-8"?>
-<w:numbering xmlns:wpc="http://schemas.microsoft.com/office/word/2010/wordprocessingCanvas" xmlns:cx="http://schemas.microsoft.com/office/drawing/2014/chartex" xmlns:cx1="http://schemas.microsoft.com/office/drawing/2015/9/8/chartex" xmlns:cx2="http://schemas.microsoft.com/office/drawing/2015/10/21/chartex" xmlns:cx3="http://schemas.microsoft.com/office/drawing/2016/5/9/chartex" xmlns:cx4="http://schemas.microsoft.com/office/drawing/2016/5/10/chartex" xmlns:cx5="http://schemas.microsoft.com/office/drawing/2016/5/11/chartex" xmlns:cx6="http://schemas.microsoft.com/office/drawing/2016/5/12/chartex" xmlns:cx7="http://schemas.microsoft.com/office/drawing/2016/5/13/chartex" xmlns:cx8="http://schemas.microsoft.com/office/drawing/2016/5/14/chartex" xmlns:mc="http://schemas.openxmlformats.org/markup-compatibility/2006" xmlns:aink="http://schemas.microsoft.com/office/drawing/2016/ink" xmlns:am3d="http://schemas.microsoft.com/office/drawing/2017/model3d" xmlns:o="urn:schemas-microsoft-com:office:office" xmlns:r="http://schemas.openxmlformats.org/officeDocument/2006/relationships" xmlns:m="http://schemas.openxmlformats.org/officeDocument/2006/math" xmlns:v="urn:schemas-microsoft-com:vml" xmlns:wp14="http://schemas.microsoft.com/office/word/2010/wordprocessingDrawing" xmlns:wp="http://schemas.openxmlformats.org/drawingml/2006/wordprocessingDrawing" xmlns:w10="urn:schemas-microsoft-com:office:word" xmlns:w="http://schemas.openxmlformats.org/wordprocessingml/2006/main" xmlns:w14="http://schemas.microsoft.com/office/word/2010/wordml" xmlns:w15="http://schemas.microsoft.com/office/word/2012/wordml" xmlns:w16cex="http://schemas.microsoft.com/office/word/2018/wordml/cex" xmlns:w16cid="http://schemas.microsoft.com/office/word/2016/wordml/cid" xmlns:w16="http://schemas.microsoft.com/office/word/2018/wordml" xmlns:w16sdtdh="http://schemas.microsoft.com/office/word/2020/wordml/sdtdatahash" xmlns:w16se="http://schemas.microsoft.com/office/word/2015/wordml/symex" xmlns:wpg="http://schemas.microsoft.com/office/word/2010/wordprocessingGroup" xmlns:wpi="http://schemas.microsoft.com/office/word/2010/wordprocessingInk" xmlns:wne="http://schemas.microsoft.com/office/word/2006/wordml" xmlns:wps="http://schemas.microsoft.com/office/word/2010/wordprocessingShape" mc:Ignorable="w14 w15 w16se w16cid w16 w16cex w16sdtdh wp14">
+<w:numbering xmlns:wpc="http://schemas.microsoft.com/office/word/2010/wordprocessingCanvas" xmlns:cx="http://schemas.microsoft.com/office/drawing/2014/chartex" xmlns:cx1="http://schemas.microsoft.com/office/drawing/2015/9/8/chartex" xmlns:cx2="http://schemas.microsoft.com/office/drawing/2015/10/21/chartex" xmlns:cx3="http://schemas.microsoft.com/office/drawing/2016/5/9/chartex" xmlns:cx4="http://schemas.microsoft.com/office/drawing/2016/5/10/chartex" xmlns:cx5="http://schemas.microsoft.com/office/drawing/2016/5/11/chartex" xmlns:cx6="http://schemas.microsoft.com/office/drawing/2016/5/12/chartex" xmlns:cx7="http://schemas.microsoft.com/office/drawing/2016/5/13/chartex" xmlns:cx8="http://schemas.microsoft.com/office/drawing/2016/5/14/chartex" xmlns:mc="http://schemas.openxmlformats.org/markup-compatibility/2006" xmlns:aink="http://schemas.microsoft.com/office/drawing/2016/ink" xmlns:am3d="http://schemas.microsoft.com/office/drawing/2017/model3d" xmlns:o="urn:schemas-microsoft-com:office:office" xmlns:oel="http://schemas.microsoft.com/office/2019/extlst" xmlns:r="http://schemas.openxmlformats.org/officeDocument/2006/relationships" xmlns:m="http://schemas.openxmlformats.org/officeDocument/2006/math" xmlns:v="urn:schemas-microsoft-com:vml" xmlns:wp14="http://schemas.microsoft.com/office/word/2010/wordprocessingDrawing" xmlns:wp="http://schemas.openxmlformats.org/drawingml/2006/wordprocessingDrawing" xmlns:w10="urn:schemas-microsoft-com:office:word" xmlns:w="http://schemas.openxmlformats.org/wordprocessingml/2006/main" xmlns:w14="http://schemas.microsoft.com/office/word/2010/wordml" xmlns:w15="http://schemas.microsoft.com/office/word/2012/wordml" xmlns:w16cex="http://schemas.microsoft.com/office/word/2018/wordml/cex" xmlns:w16cid="http://schemas.microsoft.com/office/word/2016/wordml/cid" xmlns:w16="http://schemas.microsoft.com/office/word/2018/wordml" xmlns:w16sdtdh="http://schemas.microsoft.com/office/word/2020/wordml/sdtdatahash" xmlns:w16se="http://schemas.microsoft.com/office/word/2015/wordml/symex" xmlns:wpg="http://schemas.microsoft.com/office/word/2010/wordprocessingGroup" xmlns:wpi="http://schemas.microsoft.com/office/word/2010/wordprocessingInk" xmlns:wne="http://schemas.microsoft.com/office/word/2006/wordml" xmlns:wps="http://schemas.microsoft.com/office/word/2010/wordprocessingShape" mc:Ignorable="w14 w15 w16se w16cid w16 w16cex w16sdtdh wp14">
   <w:abstractNum w:abstractNumId="0" w15:restartNumberingAfterBreak="0">
     <w:nsid w:val="4F426AF5"/>
     <w:multiLevelType w:val="hybridMultilevel"/>
@@ -669,7 +755,7 @@
       </w:pPr>
     </w:lvl>
   </w:abstractNum>
-  <w:num w:numId="1">
+  <w:num w:numId="1" w16cid:durableId="2088305199">
     <w:abstractNumId w:val="0"/>
   </w:num>
 </w:numbering>

--- a/Laptops/6- Coil.docx
+++ b/Laptops/6- Coil.docx
@@ -101,6 +101,21 @@
           <w:bCs/>
         </w:rPr>
         <w:t>Shape Type of Coil</w:t>
+      </w:r>
+    </w:p>
+    <w:p>
+      <w:pPr>
+        <w:rPr>
+          <w:b/>
+          <w:bCs/>
+        </w:rPr>
+      </w:pPr>
+      <w:r>
+        <w:rPr>
+          <w:b/>
+          <w:bCs/>
+        </w:rPr>
+        <w:t>Denoting Letter L, PL</w:t>
       </w:r>
     </w:p>
     <w:p>

--- a/Laptops/6- Coil.docx
+++ b/Laptops/6- Coil.docx
@@ -115,7 +115,15 @@
           <w:b/>
           <w:bCs/>
         </w:rPr>
-        <w:t>Denoting Letter L, PL</w:t>
+        <w:t xml:space="preserve">Denoting Letter </w:t>
+      </w:r>
+      <w:r>
+        <w:rPr>
+          <w:b/>
+          <w:bCs/>
+          <w:highlight w:val="yellow"/>
+        </w:rPr>
+        <w:t>L, PL</w:t>
       </w:r>
     </w:p>
     <w:p>
@@ -668,6 +676,63 @@
         </w:rPr>
         <w:t xml:space="preserve">value 50 ya 100 ke upar ja raha hai </w:t>
       </w:r>
+    </w:p>
+    <w:p>
+      <w:pPr>
+        <w:rPr>
+          <w:b/>
+          <w:bCs/>
+        </w:rPr>
+      </w:pPr>
+      <w:r>
+        <w:rPr>
+          <w:b/>
+          <w:bCs/>
+        </w:rPr>
+        <w:t xml:space="preserve">Unit </w:t>
+      </w:r>
+      <w:r>
+        <w:rPr>
+          <w:b/>
+          <w:bCs/>
+        </w:rPr>
+        <w:t>Henries (H)</w:t>
+      </w:r>
+    </w:p>
+    <w:p>
+      <w:r>
+        <w:rPr>
+          <w:b/>
+          <w:bCs/>
+        </w:rPr>
+        <w:t>Testing</w:t>
+      </w:r>
+      <w:r>
+        <w:rPr>
+          <w:b/>
+          <w:bCs/>
+        </w:rPr>
+        <w:br/>
+      </w:r>
+      <w:r>
+        <w:t xml:space="preserve">ok condition - </w:t>
+      </w:r>
+      <w:r>
+        <w:t>buzzer node</w:t>
+      </w:r>
+    </w:p>
+    <w:p>
+      <w:r>
+        <w:t>Bad condition – high value and no value</w:t>
+      </w:r>
+    </w:p>
+    <w:p>
+      <w:pPr>
+        <w:rPr>
+          <w:b/>
+          <w:bCs/>
+        </w:rPr>
+      </w:pPr>
     </w:p>
     <w:sectPr>
       <w:pgSz w:w="12240" w:h="15840"/>
@@ -1178,7 +1243,6 @@
   <w:style w:type="character" w:default="1" w:styleId="DefaultParagraphFont">
     <w:name w:val="Default Paragraph Font"/>
     <w:uiPriority w:val="1"/>
-    <w:semiHidden/>
     <w:unhideWhenUsed/>
   </w:style>
   <w:style w:type="table" w:default="1" w:styleId="TableNormal">

--- a/Laptops/6- Coil.docx
+++ b/Laptops/6- Coil.docx
@@ -15,6 +15,21 @@
           <w:bCs/>
         </w:rPr>
         <w:t>Coil</w:t>
+      </w:r>
+    </w:p>
+    <w:p>
+      <w:pPr>
+        <w:rPr>
+          <w:b/>
+          <w:bCs/>
+        </w:rPr>
+      </w:pPr>
+      <w:r>
+        <w:rPr>
+          <w:b/>
+          <w:bCs/>
+        </w:rPr>
+        <w:t>Electric current ko megnet ke roop me store krta hai</w:t>
       </w:r>
       <w:r>
         <w:rPr>
@@ -1243,6 +1258,7 @@
   <w:style w:type="character" w:default="1" w:styleId="DefaultParagraphFont">
     <w:name w:val="Default Paragraph Font"/>
     <w:uiPriority w:val="1"/>
+    <w:semiHidden/>
     <w:unhideWhenUsed/>
   </w:style>
   <w:style w:type="table" w:default="1" w:styleId="TableNormal">
